--- a/document_templates/russian_library/Исковые_заявления/Защита_прав_потребителей/шаблон_Исковое_заявление_по_поводу_приобретённого_с_доставкой_товара.docx
+++ b/document_templates/russian_library/Исковые_заявления/Защита_прав_потребителей/шаблон_Исковое_заявление_по_поводу_приобретённого_с_доставкой_товара.docx
@@ -26,7 +26,7 @@
           <w:sz w:val="24"/>
           <w:szCs w:val="24"/>
         </w:rPr>
-        <w:t xml:space="preserve">{{ w_t_w_r_w_r_w_rpr_w_rfonts_w_ascii_times_new_roman_w_hansi_times_new_roman_w_cs_times_new_roman_w_sz_w_val_24_w_szcs_w_val_24_w_lang_w_val_en_us_w_rpr_w_t_court_w_t_w_r_w_r_w_rsidrpr_00670c50_w_rpr_w_rfonts_w_ascii_times_new_roman_w_hansi_times_new_roman_w_cs_times_new_roman_w_sz_w_val_24_w_szcs_w_val_24_w_rpr_w_t_xml_space_preserve_w_t_w_r_w_r_w_rpr_w_rfonts_w_ascii_times_new_roman_w_hansi_times_new_roman_w_cs_times_new_roman_w_sz_w_val_24_w_szcs_w_val_24_w_lang_w_val_en_us_w_rpr_w_t_name_w_t_w_r_w_r_w_rsidrpr_00670c50_w_rpr_w_rfonts_w_ascii_times_new_roman_w_hansi_times_new_roman_w_cs_times_new_roman_w_sz_w_val_24_w_szcs_w_val_24_w_rpr_w_t_xml_space_preserve }}</w:t>
+        <w:t xml:space="preserve">{{ court_name }}</w:t>
       </w:r>
     </w:p>
     <w:p>
@@ -45,7 +45,7 @@
           <w:sz w:val="24"/>
           <w:szCs w:val="24"/>
         </w:rPr>
-        <w:t xml:space="preserve">{{ w_t_w_r_w_r_w_rpr_w_rfonts_w_ascii_times_new_roman_w_hansi_times_new_roman_w_cs_times_new_roman_w_sz_w_val_24_w_szcs_w_val_24_w_lang_w_val_en_us_w_rpr_w_t_court_w_t_w_r_w_r_w_rsidrpr_00670c50_w_rpr_w_rfonts_w_ascii_times_new_roman_w_hansi_times_new_roman_w_cs_times_new_roman_w_sz_w_val_24_w_szcs_w_val_24_w_rpr_w_t_xml_space_preserve_w_t_w_r_w_r_w_rpr_w_rfonts_w_ascii_times_new_roman_w_hansi_times_new_roman_w_cs_times_new_roman_w_sz_w_val_24_w_szcs_w_val_24_w_lang_w_val_en_us_w_rpr_w_t_address_w_t_w_r_w_r_w_rsidrpr_00670c50_w_rpr_w_rfonts_w_ascii_times_new_roman_w_hansi_times_new_roman_w_cs_times_new_roman_w_sz_w_val_24_w_szcs_w_val_24_w_rpr_w_t_xml_space_preserve }}</w:t>
+        <w:t xml:space="preserve">{{ court_address }}</w:t>
       </w:r>
     </w:p>
     <w:p>
@@ -109,7 +109,7 @@
           <w:sz w:val="24"/>
           <w:szCs w:val="24"/>
         </w:rPr>
-        <w:t xml:space="preserve">{{ w_t_w_r_w_r_w_rpr_w_rfonts_w_ascii_times_new_roman_w_hansi_times_new_roman_w_cs_times_new_roman_w_sz_w_val_24_w_szcs_w_val_24_w_lang_w_val_en_us_w_rpr_w_t_plaintiff_w_t_w_r_w_r_w_rsidrpr_00670c50_w_rpr_w_rfonts_w_ascii_times_new_roman_w_hansi_times_new_roman_w_cs_times_new_roman_w_sz_w_val_24_w_szcs_w_val_24_w_rpr_w_t_xml_space_preserve_w_t_w_r_w_r_w_rpr_w_rfonts_w_ascii_times_new_roman_w_hansi_times_new_roman_w_cs_times_new_roman_w_sz_w_val_24_w_szcs_w_val_24_w_lang_w_val_en_us_w_rpr_w_t_passport_w_t_w_r_w_r_w_rsidrpr_00670c50_w_rpr_w_rfonts_w_ascii_times_new_roman_w_hansi_times_new_roman_w_cs_times_new_roman_w_sz_w_val_24_w_szcs_w_val_24_w_rpr_w_t_xml_space_preserve }}</w:t>
+        <w:t xml:space="preserve">{{ plaintiff_passport }}</w:t>
       </w:r>
     </w:p>
     <w:p>
@@ -136,7 +136,7 @@
           <w:sz w:val="24"/>
           <w:szCs w:val="24"/>
         </w:rPr>
-        <w:t xml:space="preserve">{{ w_t_w_r_w_r_w_rsidr_00670c50_w_rpr_w_rfonts_w_ascii_times_new_roman_w_hansi_times_new_roman_w_cs_times_new_roman_w_sz_w_val_24_w_szcs_w_val_24_w_lang_w_val_en_us_w_rpr_w_t_defendant_w_t_w_r_w_r_w_rsidr_00670c50_w_rsidrpr_00670c50_w_rpr_w_rfonts_w_ascii_times_new_roman_w_hansi_times_new_roman_w_cs_times_new_roman_w_sz_w_val_24_w_szcs_w_val_24_w_rpr_w_t_xml_space_preserve }}</w:t>
+        <w:t xml:space="preserve">{{ defendant }}</w:t>
       </w:r>
     </w:p>
     <w:p>
@@ -245,7 +245,7 @@
           <w:sz w:val="24"/>
           <w:szCs w:val="24"/>
         </w:rPr>
-        <w:t xml:space="preserve">{{ w_t_w_r_w_r_w_rsidr_00670c50_w_rpr_w_rfonts_w_ascii_times_new_roman_w_hansi_times_new_roman_w_cs_times_new_roman_w_sz_w_val_24_w_szcs_w_val_24_w_lang_w_val_en_us_w_rpr_w_t_plaintiff_w_t_w_r_w_r_w_rsidr_00670c50_w_rsidrpr_00670c50_w_rpr_w_rfonts_w_ascii_times_new_roman_w_hansi_times_new_roman_w_cs_times_new_roman_w_sz_w_val_24_w_szcs_w_val_24_w_rpr_w_t_xml_space_preserve }}</w:t>
+        <w:t xml:space="preserve">{{ plaintiff }}</w:t>
       </w:r>
       <w:r>
         <w:rPr>
@@ -261,7 +261,7 @@
           <w:sz w:val="24"/>
           <w:szCs w:val="24"/>
         </w:rPr>
-        <w:t xml:space="preserve">{{ w_t_w_r_w_r_w_rsidr_00670c50_w_rpr_w_rfonts_w_ascii_times_new_roman_w_hansi_times_new_roman_w_cs_times_new_roman_w_sz_w_val_24_w_szcs_w_val_24_w_lang_w_val_en_us_w_rpr_w_t_purchase_w_t_w_r_w_r_w_rsidr_00670c50_w_rsidrpr_00670c50_w_rpr_w_rfonts_w_ascii_times_new_roman_w_hansi_times_new_roman_w_cs_times_new_roman_w_sz_w_val_24_w_szcs_w_val_24_w_rpr_w_t_xml_space_preserve_w_t_w_r_w_r_w_rsidr_00670c50_w_rpr_w_rfonts_w_ascii_times_new_roman_w_hansi_times_new_roman_w_cs_times_new_roman_w_sz_w_val_24_w_szcs_w_val_24_w_lang_w_val_en_us_w_rpr_w_t_date_w_t_w_r_w_r_w_rsidr_00670c50_w_rsidrpr_00670c50_w_rpr_w_rfonts_w_ascii_times_new_roman_w_hansi_times_new_roman_w_cs_times_new_roman_w_sz_w_val_24_w_szcs_w_val_24_w_rpr_w_t_xml_space_preserve }}</w:t>
+        <w:t xml:space="preserve">{{ purchase_date }}</w:t>
       </w:r>
       <w:r>
         <w:rPr>
@@ -277,7 +277,7 @@
           <w:sz w:val="24"/>
           <w:szCs w:val="24"/>
         </w:rPr>
-        <w:t xml:space="preserve">{{ w_t_w_r_w_r_w_rsidr_00670c50_w_rpr_w_rfonts_w_ascii_times_new_roman_w_hansi_times_new_roman_w_cs_times_new_roman_w_sz_w_val_24_w_szcs_w_val_24_w_lang_w_val_en_us_w_rpr_w_t_store_w_t_w_r_w_r_w_rsidr_00670c50_w_rsidrpr_00670c50_w_rpr_w_rfonts_w_ascii_times_new_roman_w_hansi_times_new_roman_w_cs_times_new_roman_w_sz_w_val_24_w_szcs_w_val_24_w_rpr_w_t_xml_space_preserve_w_t_w_r_w_r_w_rsidr_00670c50_w_rpr_w_rfonts_w_ascii_times_new_roman_w_hansi_times_new_roman_w_cs_times_new_roman_w_sz_w_val_24_w_szcs_w_val_24_w_lang_w_val_en_us_w_rpr_w_t_name_w_t_w_r_w_r_w_rsidr_00670c50_w_rsidrpr_00670c50_w_rpr_w_rfonts_w_ascii_times_new_roman_w_hansi_times_new_roman_w_cs_times_new_roman_w_sz_w_val_24_w_szcs_w_val_24_w_rpr_w_t_xml_space_preserve }} {{ w_t_w_r_w_r_w_rsidr_00670c50_w_rpr_w_rfonts_w_ascii_times_new_roman_w_hansi_times_new_roman_w_cs_times_new_roman_w_sz_w_val_24_w_szcs_w_val_24_w_lang_w_val_en_us_w_rpr_w_t_item_w_t_w_r_w_r_w_rsidr_00670c50_w_rsidrpr_00670c50_w_rpr_w_rfonts_w_ascii_times_new_roman_w_hansi_times_new_roman_w_cs_times_new_roman_w_sz_w_val_24_w_szcs_w_val_24_w_rpr_w_t_xml_space_preserve_w_t_w_r_w_r_w_rsidr_00670c50_w_rpr_w_rfonts_w_ascii_times_new_roman_w_hansi_times_new_roman_w_cs_times_new_roman_w_sz_w_val_24_w_szcs_w_val_24_w_lang_w_val_en_us_w_rpr_w_t_name_w_t_w_r_w_r_w_rsidr_00670c50_w_rsidrpr_00670c50_w_rpr_w_rfonts_w_ascii_times_new_roman_w_hansi_times_new_roman_w_cs_times_new_roman_w_sz_w_val_24_w_szcs_w_val_24_w_rpr_w_t_xml_space_preserve }}</w:t>
+        <w:t xml:space="preserve">{{ store_name }} {{ item_name }}</w:t>
       </w:r>
       <w:r>
         <w:rPr>
@@ -293,7 +293,7 @@
           <w:sz w:val="24"/>
           <w:szCs w:val="24"/>
         </w:rPr>
-        <w:t xml:space="preserve">{{ w_t_w_r_w_r_w_rsidr_00670c50_w_rpr_w_rfonts_w_ascii_times_new_roman_w_hansi_times_new_roman_w_cs_times_new_roman_w_sz_w_val_24_w_szcs_w_val_24_w_lang_w_val_en_us_w_rpr_w_t_item_w_t_w_r_w_r_w_rsidr_00670c50_w_rsidrpr_00670c50_w_rpr_w_rfonts_w_ascii_times_new_roman_w_hansi_times_new_roman_w_cs_times_new_roman_w_sz_w_val_24_w_szcs_w_val_24_w_rpr_w_t_xml_space_preserve_w_t_w_r_w_r_w_rsidr_00670c50_w_rpr_w_rfonts_w_ascii_times_new_roman_w_hansi_times_new_roman_w_cs_times_new_roman_w_sz_w_val_24_w_szcs_w_val_24_w_lang_w_val_en_us_w_rpr_w_t_price_w_t_w_r_w_r_w_rsidr_00670c50_w_rsidrpr_00670c50_w_rpr_w_rfonts_w_ascii_times_new_roman_w_hansi_times_new_roman_w_cs_times_new_roman_w_sz_w_val_24_w_szcs_w_val_24_w_rpr_w_t_xml_space_preserve }}</w:t>
+        <w:t xml:space="preserve">{{ item_price }}</w:t>
       </w:r>
       <w:r>
         <w:rPr>
@@ -309,7 +309,7 @@
           <w:sz w:val="24"/>
           <w:szCs w:val="24"/>
         </w:rPr>
-        <w:t xml:space="preserve">{{ w_t_w_r_w_r_w_rsidr_00670c50_w_rpr_w_rfonts_w_ascii_times_new_roman_w_hansi_times_new_roman_w_cs_times_new_roman_w_sz_w_val_24_w_szcs_w_val_24_w_lang_w_val_en_us_w_rpr_w_t_delivery_w_t_w_r_w_r_w_rsidr_00670c50_w_rsidrpr_00670c50_w_rpr_w_rfonts_w_ascii_times_new_roman_w_hansi_times_new_roman_w_cs_times_new_roman_w_sz_w_val_24_w_szcs_w_val_24_w_rpr_w_t_xml_space_preserve_w_t_w_r_w_r_w_rsidr_00670c50_w_rpr_w_rfonts_w_ascii_times_new_roman_w_hansi_times_new_roman_w_cs_times_new_roman_w_sz_w_val_24_w_szcs_w_val_24_w_lang_w_val_en_us_w_rpr_w_t_details_w_t_w_r_w_r_w_rsidr_00670c50_w_rsidrpr_00670c50_w_rpr_w_rfonts_w_ascii_times_new_roman_w_hansi_times_new_roman_w_cs_times_new_roman_w_sz_w_val_24_w_szcs_w_val_24_w_rpr_w_t_xml_space_preserve }}</w:t>
+        <w:t xml:space="preserve">{{ delivery_details }}</w:t>
       </w:r>
       <w:r>
         <w:rPr>
@@ -325,7 +325,7 @@
           <w:sz w:val="24"/>
           <w:szCs w:val="24"/>
         </w:rPr>
-        <w:t xml:space="preserve">{{ w_t_w_r_w_r_w_rsidr_00670c50_w_rpr_w_rfonts_w_ascii_times_new_roman_w_hansi_times_new_roman_w_cs_times_new_roman_w_sz_w_val_24_w_szcs_w_val_24_w_lang_w_val_en_us_w_rpr_w_t_issue_w_t_w_r_w_r_w_rsidr_00670c50_w_rsidrpr_00670c50_w_rpr_w_rfonts_w_ascii_times_new_roman_w_hansi_times_new_roman_w_cs_times_new_roman_w_sz_w_val_24_w_szcs_w_val_24_w_rpr_w_t_xml_space_preserve_w_t_w_r_w_r_w_rsidr_00670c50_w_rpr_w_rfonts_w_ascii_times_new_roman_w_hansi_times_new_roman_w_cs_times_new_roman_w_sz_w_val_24_w_szcs_w_val_24_w_lang_w_val_en_us_w_rpr_w_t_description_w_t_w_r_w_r_w_rsidr_00670c50_w_rsidrpr_00670c50_w_rpr_w_rfonts_w_ascii_times_new_roman_w_hansi_times_new_roman_w_cs_times_new_roman_w_sz_w_val_24_w_szcs_w_val_24_w_rpr_w_t_xml_space_preserve }}</w:t>
+        <w:t xml:space="preserve">{{ issue_description }}</w:t>
       </w:r>
       <w:r>
         <w:rPr>
@@ -354,7 +354,6 @@
           <w:szCs w:val="24"/>
         </w:rPr>
       </w:pPr>
-      <w:proofErr w:type="gramStart"/>
       <w:r>
         <w:rPr>
           <w:rFonts w:ascii="Times New Roman" w:hAnsi="Times New Roman" w:cs="Times New Roman"/>
@@ -362,7 +361,7 @@
           <w:szCs w:val="24"/>
           <w:lang w:val="en-US"/>
         </w:rPr>
-        <w:t>{{ moral_w_t_w_r_w_prooferr_w_type_gramend_w_r_w_rpr_w_rfonts_w_ascii_times_new_roman_w_hansi_times_new_roman_w_cs_times_new_roman_w_sz_w_val_24_w_szcs_w_val_24_w_lang_w_val_en_us_w_rpr_w_t_xml_space_preserve_damage_description }}</w:t>
+        <w:t>{{ moral_damage_description }}</w:t>
       </w:r>
       <w:r>
         <w:rPr>
@@ -451,7 +450,7 @@
           <w:sz w:val="24"/>
           <w:szCs w:val="24"/>
         </w:rPr>
-        <w:t>{{ w_t_w_r_w_r_w_rpr_w_rfonts_w_ascii_times_new_roman_w_hansi_times_new_roman_w_cs_times_new_roman_w_sz_w_val_24_w_szcs_w_val_24_w_lang_w_val_en_us_w_rpr_w_t_xml_space_preserve_claim_list }}</w:t>
+        <w:t>{{ claim_list }}</w:t>
       </w:r>
     </w:p>
     <w:p>
@@ -463,7 +462,6 @@
           <w:szCs w:val="24"/>
         </w:rPr>
       </w:pPr>
-      <w:proofErr w:type="gramStart"/>
       <w:r>
         <w:rPr>
           <w:rFonts w:ascii="Times New Roman" w:hAnsi="Times New Roman" w:cs="Times New Roman"/>
@@ -471,7 +469,7 @@
           <w:szCs w:val="24"/>
           <w:lang w:val="en-US"/>
         </w:rPr>
-        <w:t>{{ plaintiff_w_t_w_r_w_prooferr_w_type_gramend_w_r_w_rpr_w_rfonts_w_ascii_times_new_roman_w_hansi_times_new_roman_w_cs_times_new_roman_w_sz_w_val_24_w_szcs_w_val_24_w_lang_w_val_en_us_w_rpr_w_t_xml_space_preserve }}</w:t>
+        <w:t>{{ plaintiff }}</w:t>
       </w:r>
       <w:r>
         <w:rPr>
